--- a/reports/report_2026-07-01.docx
+++ b/reports/report_2026-07-01.docx
@@ -1510,7 +1510,7 @@
           <w:sz w:val="22"/>
           <w:szCs w:val="22"/>
         </w:rPr>
-        <w:t xml:space="preserve">รายงานสร้างอัตโนมัติเมื่อ 2026-07-01 08:57:18 · CCTV Health Monitor</w:t>
+        <w:t xml:space="preserve">รายงานสร้างอัตโนมัติเมื่อ 2026-07-01 09:04:06 · CCTV Health Monitor</w:t>
       </w:r>
     </w:p>
     <w:sectPr>
